--- a/A. Usaha Pengembangan Madrasah/1.6 Sistem Informasi Madrasah/1.6.2 TIK dalam pembelajaran/1.6.2.4-Email_Madrasah.docx
+++ b/A. Usaha Pengembangan Madrasah/1.6 Sistem Informasi Madrasah/1.6.2 TIK dalam pembelajaran/1.6.2.4-Email_Madrasah.docx
@@ -2,15 +2,6 @@
 <file path=word/document.xml><?xml version="1.0" encoding="utf-8"?>
 <w:document xmlns:w="http://schemas.openxmlformats.org/wordprocessingml/2006/main" xmlns:m="http://schemas.openxmlformats.org/officeDocument/2006/math" xmlns:r="http://schemas.openxmlformats.org/officeDocument/2006/relationships" xmlns:o="urn:schemas-microsoft-com:office:office" xmlns:v="urn:schemas-microsoft-com:vml" xmlns:w10="urn:schemas-microsoft-com:office:word" xmlns:a="http://schemas.openxmlformats.org/drawingml/2006/main" xmlns:pic="http://schemas.openxmlformats.org/drawingml/2006/picture" xmlns:wp="http://schemas.openxmlformats.org/drawingml/2006/wordprocessingDrawing">
   <w:body>
-    <w:bookmarkStart w:id="23" w:name="alamat-email-madrasah"/>
-    <w:p>
-      <w:pPr>
-        <w:pStyle w:val="Heading1"/>
-      </w:pPr>
-      <w:r>
-        <w:t xml:space="preserve">1.6.2.4 Alamat Email Madrasah</w:t>
-      </w:r>
-    </w:p>
     <w:bookmarkStart w:id="20" w:name="pendahuluan"/>
     <w:p>
       <w:pPr>
@@ -37,19 +28,7 @@
         <w:t xml:space="preserve"> </w:t>
       </w:r>
       <w:r>
-        <w:t xml:space="preserve">Agama, serta pertukaran informasi dengan pihak eksternal. Keberadaan</w:t>
-      </w:r>
-      <w:r>
-        <w:t xml:space="preserve"> </w:t>
-      </w:r>
-      <w:r>
-        <w:t xml:space="preserve">email resmi yang aktif turut mendukung tata kelola administrasi</w:t>
-      </w:r>
-      <w:r>
-        <w:t xml:space="preserve"> </w:t>
-      </w:r>
-      <w:r>
-        <w:t xml:space="preserve">madrasah yang modern dan tertib.</w:t>
+        <w:t xml:space="preserve">Agama, serta pertukaran informasi dengan pihak eksternal.</w:t>
       </w:r>
     </w:p>
     <w:p>
@@ -63,7 +42,7 @@
         <w:t xml:space="preserve"> </w:t>
       </w:r>
       <w:r>
-        <w:t xml:space="preserve">MTsN 1 Pandeglang.</w:t>
+        <w:t xml:space="preserve">madrasah.</w:t>
       </w:r>
     </w:p>
     <w:bookmarkEnd w:id="20"/>
@@ -85,17 +64,32 @@
         </w:numPr>
       </w:pPr>
       <w:r>
-        <w:t xml:space="preserve">Alamat email resmi: [BELUM DIISI — mohon konfirmasi format yang benar]</w:t>
+        <w:t xml:space="preserve">Alamat email resmi: [BELUM DIISI — mohon konfirmasi format lengkap dengan simbol</w:t>
+      </w:r>
+      <w:r>
+        <w:t xml:space="preserve"> </w:t>
+      </w:r>
+      <w:r>
+        <w:t xml:space="preserve">“</w:t>
+      </w:r>
+      <w:r>
+        <w:t xml:space="preserve">@</w:t>
+      </w:r>
+      <w:r>
+        <w:t xml:space="preserve">”</w:t>
+      </w:r>
+      <w:r>
+        <w:t xml:space="preserve">]</w:t>
       </w:r>
     </w:p>
     <w:bookmarkEnd w:id="21"/>
-    <w:bookmarkStart w:id="22" w:name="lampiran-yang-wajib-disertakan"/>
+    <w:bookmarkStart w:id="22" w:name="lampiran-yang-disertakan"/>
     <w:p>
       <w:pPr>
         <w:pStyle w:val="Heading2"/>
       </w:pPr>
       <w:r>
-        <w:t xml:space="preserve">LAMPIRAN YANG WAJIB DISERTAKAN</w:t>
+        <w:t xml:space="preserve">LAMPIRAN YANG DISERTAKAN</w:t>
       </w:r>
     </w:p>
     <w:p>
@@ -115,6 +109,12 @@
         <w:pStyle w:val="FirstParagraph"/>
       </w:pPr>
       <w:r>
+        <w:t xml:space="preserve">Pandeglang, 25 Agustus 2026</w:t>
+      </w:r>
+      <w:r>
+        <w:t xml:space="preserve"> </w:t>
+      </w:r>
+      <w:r>
         <w:t xml:space="preserve">Disahkan oleh,</w:t>
       </w:r>
       <w:r>
@@ -139,7 +139,6 @@
       </w:r>
     </w:p>
     <w:bookmarkEnd w:id="22"/>
-    <w:bookmarkEnd w:id="23"/>
     <w:sectPr/>
   </w:body>
 </w:document>
